--- a/klagomål/A 60833-2025 FSC-klagomål.docx
+++ b/klagomål/A 60833-2025 FSC-klagomål.docx
@@ -858,7 +858,7 @@
     <w:r>
       <w:tab/>
       <w:tab/>
-      <w:t>2026-09-14</w:t>
+      <w:t>2026-09-15</w:t>
       <w:br/>
       <w:br/>
     </w:r>

--- a/klagomål/A 60833-2025 FSC-klagomål.docx
+++ b/klagomål/A 60833-2025 FSC-klagomål.docx
@@ -858,7 +858,7 @@
     <w:r>
       <w:tab/>
       <w:tab/>
-      <w:t>2026-09-15</w:t>
+      <w:t>2026-09-16</w:t>
       <w:br/>
       <w:br/>
     </w:r>

--- a/klagomål/A 60833-2025 FSC-klagomål.docx
+++ b/klagomål/A 60833-2025 FSC-klagomål.docx
@@ -858,7 +858,7 @@
     <w:r>
       <w:tab/>
       <w:tab/>
-      <w:t>2026-09-16</w:t>
+      <w:t>2026-09-17</w:t>
       <w:br/>
       <w:br/>
     </w:r>

--- a/klagomål/A 60833-2025 FSC-klagomål.docx
+++ b/klagomål/A 60833-2025 FSC-klagomål.docx
@@ -858,7 +858,7 @@
     <w:r>
       <w:tab/>
       <w:tab/>
-      <w:t>2026-09-17</w:t>
+      <w:t>2026-09-18</w:t>
       <w:br/>
       <w:br/>
     </w:r>

--- a/klagomål/A 60833-2025 FSC-klagomål.docx
+++ b/klagomål/A 60833-2025 FSC-klagomål.docx
@@ -858,7 +858,7 @@
     <w:r>
       <w:tab/>
       <w:tab/>
-      <w:t>2026-09-18</w:t>
+      <w:t>2026-09-19</w:t>
       <w:br/>
       <w:br/>
     </w:r>

--- a/klagomål/A 60833-2025 FSC-klagomål.docx
+++ b/klagomål/A 60833-2025 FSC-klagomål.docx
@@ -858,7 +858,7 @@
     <w:r>
       <w:tab/>
       <w:tab/>
-      <w:t>2026-09-19</w:t>
+      <w:t>2026-09-21</w:t>
       <w:br/>
       <w:br/>
     </w:r>

--- a/klagomål/A 60833-2025 FSC-klagomål.docx
+++ b/klagomål/A 60833-2025 FSC-klagomål.docx
@@ -858,7 +858,7 @@
     <w:r>
       <w:tab/>
       <w:tab/>
-      <w:t>2026-09-21</w:t>
+      <w:t>2026-09-23</w:t>
       <w:br/>
       <w:br/>
     </w:r>

--- a/klagomål/A 60833-2025 FSC-klagomål.docx
+++ b/klagomål/A 60833-2025 FSC-klagomål.docx
@@ -178,7 +178,7 @@
       <w:r>
         <w:drawing>
           <wp:inline xmlns:a="http://schemas.openxmlformats.org/drawingml/2006/main" xmlns:pic="http://schemas.openxmlformats.org/drawingml/2006/picture">
-            <wp:extent cx="5486400" cy="4000736"/>
+            <wp:extent cx="5486400" cy="3993194"/>
             <wp:docPr id="1" name="Picture 1"/>
             <wp:cNvGraphicFramePr>
               <a:graphicFrameLocks noChangeAspect="1"/>
@@ -199,7 +199,7 @@
                   <pic:spPr>
                     <a:xfrm>
                       <a:off x="0" y="0"/>
-                      <a:ext cx="5486400" cy="4000736"/>
+                      <a:ext cx="5486400" cy="3993194"/>
                     </a:xfrm>
                     <a:prstGeom prst="rect"/>
                   </pic:spPr>
@@ -221,7 +221,7 @@
     </w:p>
     <w:p>
       <w:r>
-        <w:t>I och inom 24 meter från avverkningsanmälan finns fynd av 3 naturvårdsarter, varav 2 är fridlysta, 3 är typiska (T) och 1 är signalart (S): stuplav (S, T), spillkråka (T, §4) och tofsmes (T, §4). Se Figur 1.</w:t>
+        <w:t>I och inom 24 meter från avverkningsanmälan finns fynd av 10 naturvårdsarter, varav 4 är rödlistade, 3 är fridlysta, 9 är typiska (T) och 4 är signalarter (S): gräddporing (VU, T), blanksvart spiklav (NT), lavskrika (NT, T, §4), skrovellav (NT, T), bårdlav (S, T), norrlandslav (S, T), stuplav (S, T), vedticka (S, T), spillkråka (T, §4) och tofsmes (T, §4). Se Figur 1.</w:t>
       </w:r>
     </w:p>
     <w:p>
@@ -252,6 +252,180 @@
         <w:rPr>
           <w:b/>
         </w:rPr>
+        <w:t>Gräddporing (VU)</w:t>
+      </w:r>
+      <w:r>
+        <w:t xml:space="preserve"> växer nästan enbart i urskogsartad barrskog på gamla, kraftigt murkna, grova och mossbelupna tallågor i något fuktiga och skuggiga lägen. Arten är placerad högst upp i Skogsstyrelsens värdepyramid för bedömning av skog med höga naturvärden och indikerar gamla och relativt orörda tallnaturskogar med höga naturvärden där det under låg tid kontinuerligt funnits inslag av grova tallågor. För att på sikt hejda artens vikande trend behöver merparten av gräddporingens nu kända växtplatser undantas från skogsbruk. Gräddporing är typisk art för </w:t>
+      </w:r>
+      <w:r>
+        <w:rPr>
+          <w:i/>
+        </w:rPr>
+        <w:t>9010 Taiga</w:t>
+      </w:r>
+      <w:r>
+        <w:t xml:space="preserve"> (SLU Artdatabanken, 2024; Nitare &amp; Skogsstyrelsen, 2019).</w:t>
+      </w:r>
+    </w:p>
+    <w:p>
+      <w:r>
+        <w:rPr>
+          <w:b/>
+        </w:rPr>
+        <w:t>Blanksvart spiklav (NT)</w:t>
+      </w:r>
+      <w:r>
+        <w:t xml:space="preserve"> förekommer på torr, hård, gammal kärnved men även på äldre ytved av tall i naturskogsartade bestånd med begränsad brandpåverkan och ostörd hydrologi. Skogsbruksåtgärder på eller i närheten av lokaler med blanksvart spiklav utgör ett hot. Naturskogsartade öppna tall- och barrblandskogar med blanksvart spiklav indikerar höga biologiska värden och bör bevaras (SLU Artdatabanken, 2024).</w:t>
+      </w:r>
+    </w:p>
+    <w:p>
+      <w:r>
+        <w:rPr>
+          <w:b/>
+        </w:rPr>
+        <w:t>Lavskrika (NT, §4)</w:t>
+      </w:r>
+      <w:r>
+        <w:t xml:space="preserve"> är rödlistad som nära hotad och fridlyst enligt 4§ artskyddsförordningen. Den har minskat med 20 (10–30) % under de senaste 15 åren och minskningstakten bedöms vara nära gränsvärdet för sårbar (VU). Lavskrikan är en mycket stationär fågel, som häckar i äldre, slutna och hänglavsrika barrskogar. Nyckelfaktorer är flerskiktad skog med rik undervegetation samt riklig förekomst av hänglavar. Reviren är livslånga med hemområden som varierar mellan 50 och 150 ha. Inom ett revir av hög kvalitet finns det som regel ett eller flera kärnområden (1–20 ha) med relativt tät flerskiktad granskog. Arten missgynnas när flerskiktad skog omförs till enskiktade bestånd och även röjning och hård gallring är starkt negativt. Lavskrikan har relativt stora hemområden och försvinner när den äldre skogen fragmenteras, särskilt allvarligt är när kärnområdena avverkas. Den försvinner successivt framför allt vid dess utbredningsgränser och populationen har minskat kontinuerligt under 2000-talet. Lavskrika är typisk art för </w:t>
+      </w:r>
+      <w:r>
+        <w:rPr>
+          <w:i/>
+        </w:rPr>
+        <w:t>9010 Taiga</w:t>
+      </w:r>
+      <w:r>
+        <w:t xml:space="preserve"> (SLU Artdatabanken, 2026; Skogsstyrelsen 2016).</w:t>
+      </w:r>
+    </w:p>
+    <w:p>
+      <w:r>
+        <w:rPr>
+          <w:b/>
+        </w:rPr>
+        <w:t>Skrovellav (NT)</w:t>
+      </w:r>
+      <w:r>
+        <w:t xml:space="preserve"> växer på gamla lövträd och på klippor i gamla skogar med hög och jämn luftfuktighet. Slutavverkning av kontinuitetsskog utgör det största hotet och lavens fortsatta förekomst bör säkerställas genom att lokaler med äldre skog skyddas. I områden med mycket hög luftfuktighet kan man på bålen av skrovellav finna de sällsynta parasitsvamparna skrovellavsknapp (EN), </w:t>
+      </w:r>
+      <w:r>
+        <w:rPr>
+          <w:i/>
+        </w:rPr>
+        <w:t>Catillaria lobariicola</w:t>
+      </w:r>
+      <w:r>
+        <w:t xml:space="preserve"> (VU) och </w:t>
+      </w:r>
+      <w:r>
+        <w:rPr>
+          <w:i/>
+        </w:rPr>
+        <w:t>Merismatium lobariae</w:t>
+      </w:r>
+      <w:r>
+        <w:t xml:space="preserve"> (DD). Skrovellav är typisk art för </w:t>
+      </w:r>
+      <w:r>
+        <w:rPr>
+          <w:i/>
+        </w:rPr>
+        <w:t xml:space="preserve">9010 Taiga, 9020 Nordlig ädellövskog, 9040 Fjällbjörkskog, 9070 Trädklädd betesmark, 9160 Näringsrik ekskog, 9180 Ädellövskog i branter, 9190 Näringsfattig ekskog, 8210 Kalkbranter </w:t>
+      </w:r>
+      <w:r>
+        <w:t xml:space="preserve">och </w:t>
+      </w:r>
+      <w:r>
+        <w:rPr>
+          <w:i/>
+        </w:rPr>
+        <w:t>6530 Lövängar</w:t>
+      </w:r>
+      <w:r>
+        <w:t xml:space="preserve"> (SLU Artdatabanken, 2026; Nitare &amp; Skogsstyrelsen, 2019).</w:t>
+      </w:r>
+    </w:p>
+    <w:p>
+      <w:r>
+        <w:rPr>
+          <w:b/>
+        </w:rPr>
+        <w:t>Bårdlav</w:t>
+      </w:r>
+      <w:r>
+        <w:t xml:space="preserve"> signalerar miljöer med höga naturvärden och på lokalerna finns vanligtvis många andra ovanliga och rödlistade arter. Den visar även på platser med hög och jämn luftfuktighet. På bårdlav och andra njurlavar (Nephroma) kan de sällsynta parasiterna </w:t>
+      </w:r>
+      <w:r>
+        <w:rPr>
+          <w:i/>
+        </w:rPr>
+        <w:t xml:space="preserve">Protounguicularia nephromatis </w:t>
+      </w:r>
+      <w:r>
+        <w:t xml:space="preserve">(VU) och </w:t>
+      </w:r>
+      <w:r>
+        <w:rPr>
+          <w:i/>
+        </w:rPr>
+        <w:t xml:space="preserve">Tremella nephromatis </w:t>
+      </w:r>
+      <w:r>
+        <w:t xml:space="preserve">(DD) påträffas. Bårdlav är typisk art för </w:t>
+      </w:r>
+      <w:r>
+        <w:rPr>
+          <w:i/>
+        </w:rPr>
+        <w:t xml:space="preserve">9010 Taiga, 9020 Nordlig ädellövskog, 9070 Trädklädd betesmark, 9110 Näringsfattig bokskog, 9160 Näringsrik ekskog, 9180 Ädellövskog i branter </w:t>
+      </w:r>
+      <w:r>
+        <w:t>och</w:t>
+      </w:r>
+      <w:r>
+        <w:rPr>
+          <w:i/>
+        </w:rPr>
+        <w:t xml:space="preserve"> 9190 Näringsfattig ekskog</w:t>
+      </w:r>
+      <w:r>
+        <w:t xml:space="preserve"> (SLU Artdatabanken, 2026; Nitare &amp; Skogsstyrelsen, 2019).</w:t>
+      </w:r>
+    </w:p>
+    <w:p>
+      <w:r>
+        <w:rPr>
+          <w:b/>
+        </w:rPr>
+        <w:t xml:space="preserve">Norrlandslav </w:t>
+      </w:r>
+      <w:r>
+        <w:t xml:space="preserve">indikerar söder om den naturliga norrlandsgränsen barrskogsbeklädda bergbranter eller andra ostörda skogsmiljöer med höga naturvärden. Norrlandslav är typisk art för </w:t>
+      </w:r>
+      <w:r>
+        <w:rPr>
+          <w:i/>
+        </w:rPr>
+        <w:t xml:space="preserve">9010 Taiga, 8110 Silikatrasmarker </w:t>
+      </w:r>
+      <w:r>
+        <w:t>och</w:t>
+      </w:r>
+      <w:r>
+        <w:rPr>
+          <w:i/>
+        </w:rPr>
+        <w:t xml:space="preserve"> 8120 Kalkrasmarker </w:t>
+      </w:r>
+      <w:r>
+        <w:t>(Nitare &amp; Skogsstyrelsen, 2000; SLU Artdatabanken, 2025).</w:t>
+      </w:r>
+    </w:p>
+    <w:p>
+      <w:r>
+        <w:rPr>
+          <w:b/>
+        </w:rPr>
         <w:t>Stuplav</w:t>
       </w:r>
       <w:r>
@@ -301,6 +475,26 @@
       </w:r>
       <w:r>
         <w:t xml:space="preserve"> (SLU Artdatabanken, 2026; Nitare &amp; Skogsstyrelsen, 2019).</w:t>
+      </w:r>
+    </w:p>
+    <w:p>
+      <w:r>
+        <w:rPr>
+          <w:b/>
+        </w:rPr>
+        <w:t xml:space="preserve">Vedticka </w:t>
+      </w:r>
+      <w:r>
+        <w:t xml:space="preserve">är en bra signalart söder om den naturliga norrlandsgränsen. Den är huvudsakligen knuten till äldre barrskogar där det föreligger långvarig kontinuitet av död barrved. Vedticka är typisk art för </w:t>
+      </w:r>
+      <w:r>
+        <w:rPr>
+          <w:i/>
+        </w:rPr>
+        <w:t xml:space="preserve">9010 Taiga </w:t>
+      </w:r>
+      <w:r>
+        <w:t>(Nitare &amp; Skogsstyrelsen, 2019; SLU Artdatabanken, 2025).</w:t>
       </w:r>
     </w:p>
     <w:p>
@@ -458,7 +652,7 @@
         <w:rPr>
           <w:i/>
         </w:rPr>
-        <w:t>I det avverkningsanmälda skogsområdet har 3 naturvårdsarter varav 0 rödlistade arter sina livsmiljöer och växtplatser.</w:t>
+        <w:t>I det avverkningsanmälda skogsområdet har 10 naturvårdsarter varav 4 rödlistade arter sina livsmiljöer och växtplatser.</w:t>
       </w:r>
     </w:p>
     <w:p>
@@ -656,6 +850,92 @@
       </w:pPr>
       <w:r>
         <w:t>BILAGA 1 – Fridlysta arter</w:t>
+      </w:r>
+    </w:p>
+    <w:p>
+      <w:pPr>
+        <w:pStyle w:val="Heading1"/>
+      </w:pPr>
+      <w:r>
+        <w:t>Lavskrika – ekologi samt krav på livsmiljön</w:t>
+      </w:r>
+    </w:p>
+    <w:p>
+      <w:r>
+        <w:t>Lavskrika är rödlistad som nära hotad (NT), fridlyst enligt 4 § artskyddsförordningen (2007:845) och ingår i förteckningen över prioriterade arter i Skogsstyrelsens föreskrifter och allmänna råd (SKSFS 2011:7) bilaga 4. Lavskrikan är en mycket stationär fågel, som häckar i äldre, slutna och hänglavsrika barrskogar. Nyckelfaktorer är flerskiktad skog med rik undervegetation samt riklig förekomst av hänglavar (SLU Artdatabanken, 2026).</w:t>
+      </w:r>
+    </w:p>
+    <w:p>
+      <w:r>
+        <w:t xml:space="preserve">I Skogsstyrelsens vägledning för hänsyn till fåglar står bland annat att: </w:t>
+      </w:r>
+      <w:r>
+        <w:rPr>
+          <w:i/>
+        </w:rPr>
+        <w:t>“Reviren är livslånga med hemområden som varierar mellan 50 och 150 ha. Hemområdena har inga fasta gränser utan det handlar mera om de yttre gränserna för familjegruppernas rörelser. Lavskrikan undviker att förflytta sig över stora öppna områden och hemområdesstorleken är därför större i områden fragmenterade av hyggen och yngre skog än i områden med i sammanhängande äldre skog. Det finns studier som antyder att det inom ett revir bör finnas maximalt 15 % öppna ytor och ungskog. Inom ett revir av hög kvalitet finns det som regel ett eller flera kärnområden (1–20 ha) med relativt tät flerskiktad granskog.”</w:t>
+      </w:r>
+      <w:r>
+        <w:t xml:space="preserve"> Vidare att: </w:t>
+      </w:r>
+      <w:r>
+        <w:rPr>
+          <w:i/>
+        </w:rPr>
+        <w:t>“Arten missgynnas när flerskiktad skog omförs till enskiktade bestånd. Även skogsskötsel med återkommande röjning och hård gallring är starkt negativt. Lavskrikan har relativt stora hemområden och försvinner när den äldre skogen fragmenteras, särskilt allvarligt är när kärnområdena avverkas.”</w:t>
+      </w:r>
+      <w:r>
+        <w:t xml:space="preserve"> (Skogsstyrelsen 2016).</w:t>
+      </w:r>
+    </w:p>
+    <w:p>
+      <w:r>
+        <w:t xml:space="preserve">Populationen har minskat med 20 (10–30) % under de senaste 15 åren och minskningstakten bedöms vara nära gränsvärdet för sårbar (VU). Arten försvinner successivt framför allt vid dess utbredningsgränser och populationen har minskat kontinuerligt under 2000-talet. Lavskrika är typisk art för </w:t>
+      </w:r>
+      <w:r>
+        <w:rPr>
+          <w:i/>
+        </w:rPr>
+        <w:t>9010 Taiga</w:t>
+      </w:r>
+      <w:r>
+        <w:t xml:space="preserve"> (SLU Artdatabanken, 2026).</w:t>
+      </w:r>
+    </w:p>
+    <w:p>
+      <w:pPr>
+        <w:pStyle w:val="Heading2"/>
+      </w:pPr>
+      <w:r>
+        <w:t>Referenser – lavskrika</w:t>
+      </w:r>
+    </w:p>
+    <w:p>
+      <w:r>
+        <w:t xml:space="preserve">Skogsstyrelsen, 2016. </w:t>
+      </w:r>
+      <w:r>
+        <w:rPr>
+          <w:i/>
+        </w:rPr>
+        <w:t xml:space="preserve">Vägledning för hänsyn till fåglar – lavskrika. </w:t>
+      </w:r>
+      <w:r>
+        <w:t>https://www.skogsstyrelsen.se/globalassets/lag-och-tillsyn/artskydd/vagledningar-for-hansyn-till-faglar/lavskrika-vagledning-hansyn.pdf</w:t>
+      </w:r>
+    </w:p>
+    <w:p>
+      <w:r>
+        <w:t xml:space="preserve">SLU Artdatabanken, 2026. </w:t>
+      </w:r>
+      <w:r>
+        <w:rPr>
+          <w:i/>
+        </w:rPr>
+        <w:t xml:space="preserve">Artfaktablad. Naturvård – artfakta. </w:t>
+      </w:r>
+      <w:r>
+        <w:t>SLU Artdatabanken, Uppsala</w:t>
       </w:r>
     </w:p>
     <w:p>
@@ -858,7 +1138,7 @@
     <w:r>
       <w:tab/>
       <w:tab/>
-      <w:t>2026-09-23</w:t>
+      <w:t>2026-09-24</w:t>
       <w:br/>
       <w:br/>
     </w:r>

--- a/klagomål/A 60833-2025 FSC-klagomål.docx
+++ b/klagomål/A 60833-2025 FSC-klagomål.docx
@@ -1138,7 +1138,7 @@
     <w:r>
       <w:tab/>
       <w:tab/>
-      <w:t>2026-09-24</w:t>
+      <w:t>2026-09-25</w:t>
       <w:br/>
       <w:br/>
     </w:r>

--- a/klagomål/A 60833-2025 FSC-klagomål.docx
+++ b/klagomål/A 60833-2025 FSC-klagomål.docx
@@ -1138,7 +1138,7 @@
     <w:r>
       <w:tab/>
       <w:tab/>
-      <w:t>2026-09-25</w:t>
+      <w:t>2026-09-26</w:t>
       <w:br/>
       <w:br/>
     </w:r>

--- a/klagomål/A 60833-2025 FSC-klagomål.docx
+++ b/klagomål/A 60833-2025 FSC-klagomål.docx
@@ -1138,7 +1138,7 @@
     <w:r>
       <w:tab/>
       <w:tab/>
-      <w:t>2026-09-26</w:t>
+      <w:t>2026-09-27</w:t>
       <w:br/>
       <w:br/>
     </w:r>

--- a/klagomål/A 60833-2025 FSC-klagomål.docx
+++ b/klagomål/A 60833-2025 FSC-klagomål.docx
@@ -1138,7 +1138,7 @@
     <w:r>
       <w:tab/>
       <w:tab/>
-      <w:t>2026-09-27</w:t>
+      <w:t>2026-09-28</w:t>
       <w:br/>
       <w:br/>
     </w:r>

--- a/klagomål/A 60833-2025 FSC-klagomål.docx
+++ b/klagomål/A 60833-2025 FSC-klagomål.docx
@@ -1138,7 +1138,7 @@
     <w:r>
       <w:tab/>
       <w:tab/>
-      <w:t>2026-09-28</w:t>
+      <w:t>2026-09-29</w:t>
       <w:br/>
       <w:br/>
     </w:r>

--- a/klagomål/A 60833-2025 FSC-klagomål.docx
+++ b/klagomål/A 60833-2025 FSC-klagomål.docx
@@ -1138,7 +1138,7 @@
     <w:r>
       <w:tab/>
       <w:tab/>
-      <w:t>2026-09-29</w:t>
+      <w:t>2026-09-30</w:t>
       <w:br/>
       <w:br/>
     </w:r>

--- a/klagomål/A 60833-2025 FSC-klagomål.docx
+++ b/klagomål/A 60833-2025 FSC-klagomål.docx
@@ -1138,7 +1138,7 @@
     <w:r>
       <w:tab/>
       <w:tab/>
-      <w:t>2026-09-30</w:t>
+      <w:t>2026-10-01</w:t>
       <w:br/>
       <w:br/>
     </w:r>

--- a/klagomål/A 60833-2025 FSC-klagomål.docx
+++ b/klagomål/A 60833-2025 FSC-klagomål.docx
@@ -1138,7 +1138,7 @@
     <w:r>
       <w:tab/>
       <w:tab/>
-      <w:t>2026-10-01</w:t>
+      <w:t>2026-10-02</w:t>
       <w:br/>
       <w:br/>
     </w:r>

--- a/klagomål/A 60833-2025 FSC-klagomål.docx
+++ b/klagomål/A 60833-2025 FSC-klagomål.docx
@@ -1138,7 +1138,7 @@
     <w:r>
       <w:tab/>
       <w:tab/>
-      <w:t>2026-10-02</w:t>
+      <w:t>2026-10-03</w:t>
       <w:br/>
       <w:br/>
     </w:r>

--- a/klagomål/A 60833-2025 FSC-klagomål.docx
+++ b/klagomål/A 60833-2025 FSC-klagomål.docx
@@ -1138,7 +1138,7 @@
     <w:r>
       <w:tab/>
       <w:tab/>
-      <w:t>2026-10-03</w:t>
+      <w:t>2026-10-04</w:t>
       <w:br/>
       <w:br/>
     </w:r>

--- a/klagomål/A 60833-2025 FSC-klagomål.docx
+++ b/klagomål/A 60833-2025 FSC-klagomål.docx
@@ -1138,7 +1138,7 @@
     <w:r>
       <w:tab/>
       <w:tab/>
-      <w:t>2026-10-04</w:t>
+      <w:t>2026-10-05</w:t>
       <w:br/>
       <w:br/>
     </w:r>

--- a/klagomål/A 60833-2025 FSC-klagomål.docx
+++ b/klagomål/A 60833-2025 FSC-klagomål.docx
@@ -1138,7 +1138,7 @@
     <w:r>
       <w:tab/>
       <w:tab/>
-      <w:t>2026-10-05</w:t>
+      <w:t>2026-10-06</w:t>
       <w:br/>
       <w:br/>
     </w:r>

--- a/klagomål/A 60833-2025 FSC-klagomål.docx
+++ b/klagomål/A 60833-2025 FSC-klagomål.docx
@@ -1138,7 +1138,7 @@
     <w:r>
       <w:tab/>
       <w:tab/>
-      <w:t>2026-10-06</w:t>
+      <w:t>2026-10-07</w:t>
       <w:br/>
       <w:br/>
     </w:r>

--- a/klagomål/A 60833-2025 FSC-klagomål.docx
+++ b/klagomål/A 60833-2025 FSC-klagomål.docx
@@ -1138,7 +1138,7 @@
     <w:r>
       <w:tab/>
       <w:tab/>
-      <w:t>2026-10-07</w:t>
+      <w:t>2026-10-08</w:t>
       <w:br/>
       <w:br/>
     </w:r>

--- a/klagomål/A 60833-2025 FSC-klagomål.docx
+++ b/klagomål/A 60833-2025 FSC-klagomål.docx
@@ -1138,7 +1138,7 @@
     <w:r>
       <w:tab/>
       <w:tab/>
-      <w:t>2026-10-08</w:t>
+      <w:t>2026-10-09</w:t>
       <w:br/>
       <w:br/>
     </w:r>

--- a/klagomål/A 60833-2025 FSC-klagomål.docx
+++ b/klagomål/A 60833-2025 FSC-klagomål.docx
@@ -1138,7 +1138,7 @@
     <w:r>
       <w:tab/>
       <w:tab/>
-      <w:t>2026-10-09</w:t>
+      <w:t>2026-10-10</w:t>
       <w:br/>
       <w:br/>
     </w:r>

--- a/klagomål/A 60833-2025 FSC-klagomål.docx
+++ b/klagomål/A 60833-2025 FSC-klagomål.docx
@@ -1138,7 +1138,7 @@
     <w:r>
       <w:tab/>
       <w:tab/>
-      <w:t>2026-10-10</w:t>
+      <w:t>2026-10-11</w:t>
       <w:br/>
       <w:br/>
     </w:r>

--- a/klagomål/A 60833-2025 FSC-klagomål.docx
+++ b/klagomål/A 60833-2025 FSC-klagomål.docx
@@ -1138,7 +1138,7 @@
     <w:r>
       <w:tab/>
       <w:tab/>
-      <w:t>2026-10-11</w:t>
+      <w:t>2026-10-12</w:t>
       <w:br/>
       <w:br/>
     </w:r>

--- a/klagomål/A 60833-2025 FSC-klagomål.docx
+++ b/klagomål/A 60833-2025 FSC-klagomål.docx
@@ -1138,7 +1138,7 @@
     <w:r>
       <w:tab/>
       <w:tab/>
-      <w:t>2026-10-12</w:t>
+      <w:t>2026-10-13</w:t>
       <w:br/>
       <w:br/>
     </w:r>

--- a/klagomål/A 60833-2025 FSC-klagomål.docx
+++ b/klagomål/A 60833-2025 FSC-klagomål.docx
@@ -1138,7 +1138,7 @@
     <w:r>
       <w:tab/>
       <w:tab/>
-      <w:t>2026-10-13</w:t>
+      <w:t>2026-10-14</w:t>
       <w:br/>
       <w:br/>
     </w:r>

--- a/klagomål/A 60833-2025 FSC-klagomål.docx
+++ b/klagomål/A 60833-2025 FSC-klagomål.docx
@@ -1138,7 +1138,7 @@
     <w:r>
       <w:tab/>
       <w:tab/>
-      <w:t>2026-10-14</w:t>
+      <w:t>2026-10-15</w:t>
       <w:br/>
       <w:br/>
     </w:r>

--- a/klagomål/A 60833-2025 FSC-klagomål.docx
+++ b/klagomål/A 60833-2025 FSC-klagomål.docx
@@ -1138,7 +1138,7 @@
     <w:r>
       <w:tab/>
       <w:tab/>
-      <w:t>2026-10-15</w:t>
+      <w:t>2026-10-16</w:t>
       <w:br/>
       <w:br/>
     </w:r>

--- a/klagomål/A 60833-2025 FSC-klagomål.docx
+++ b/klagomål/A 60833-2025 FSC-klagomål.docx
@@ -1138,7 +1138,7 @@
     <w:r>
       <w:tab/>
       <w:tab/>
-      <w:t>2026-10-16</w:t>
+      <w:t>2026-10-17</w:t>
       <w:br/>
       <w:br/>
     </w:r>

--- a/klagomål/A 60833-2025 FSC-klagomål.docx
+++ b/klagomål/A 60833-2025 FSC-klagomål.docx
@@ -1138,7 +1138,7 @@
     <w:r>
       <w:tab/>
       <w:tab/>
-      <w:t>2026-10-17</w:t>
+      <w:t>2026-10-18</w:t>
       <w:br/>
       <w:br/>
     </w:r>

--- a/klagomål/A 60833-2025 FSC-klagomål.docx
+++ b/klagomål/A 60833-2025 FSC-klagomål.docx
@@ -1138,7 +1138,7 @@
     <w:r>
       <w:tab/>
       <w:tab/>
-      <w:t>2026-10-18</w:t>
+      <w:t>2026-10-19</w:t>
       <w:br/>
       <w:br/>
     </w:r>

--- a/klagomål/A 60833-2025 FSC-klagomål.docx
+++ b/klagomål/A 60833-2025 FSC-klagomål.docx
@@ -1138,7 +1138,7 @@
     <w:r>
       <w:tab/>
       <w:tab/>
-      <w:t>2026-10-19</w:t>
+      <w:t>2026-10-20</w:t>
       <w:br/>
       <w:br/>
     </w:r>

--- a/klagomål/A 60833-2025 FSC-klagomål.docx
+++ b/klagomål/A 60833-2025 FSC-klagomål.docx
@@ -1138,7 +1138,7 @@
     <w:r>
       <w:tab/>
       <w:tab/>
-      <w:t>2026-10-20</w:t>
+      <w:t>2026-10-21</w:t>
       <w:br/>
       <w:br/>
     </w:r>

--- a/klagomål/A 60833-2025 FSC-klagomål.docx
+++ b/klagomål/A 60833-2025 FSC-klagomål.docx
@@ -1138,7 +1138,7 @@
     <w:r>
       <w:tab/>
       <w:tab/>
-      <w:t>2026-10-21</w:t>
+      <w:t>2026-10-22</w:t>
       <w:br/>
       <w:br/>
     </w:r>

--- a/klagomål/A 60833-2025 FSC-klagomål.docx
+++ b/klagomål/A 60833-2025 FSC-klagomål.docx
@@ -1138,7 +1138,7 @@
     <w:r>
       <w:tab/>
       <w:tab/>
-      <w:t>2026-10-22</w:t>
+      <w:t>2026-10-23</w:t>
       <w:br/>
       <w:br/>
     </w:r>

--- a/klagomål/A 60833-2025 FSC-klagomål.docx
+++ b/klagomål/A 60833-2025 FSC-klagomål.docx
@@ -1138,7 +1138,7 @@
     <w:r>
       <w:tab/>
       <w:tab/>
-      <w:t>2026-10-23</w:t>
+      <w:t>2026-10-24</w:t>
       <w:br/>
       <w:br/>
     </w:r>

--- a/klagomål/A 60833-2025 FSC-klagomål.docx
+++ b/klagomål/A 60833-2025 FSC-klagomål.docx
@@ -1138,7 +1138,7 @@
     <w:r>
       <w:tab/>
       <w:tab/>
-      <w:t>2026-10-24</w:t>
+      <w:t>2026-10-25</w:t>
       <w:br/>
       <w:br/>
     </w:r>

--- a/klagomål/A 60833-2025 FSC-klagomål.docx
+++ b/klagomål/A 60833-2025 FSC-klagomål.docx
@@ -1138,7 +1138,7 @@
     <w:r>
       <w:tab/>
       <w:tab/>
-      <w:t>2026-10-25</w:t>
+      <w:t>2026-10-26</w:t>
       <w:br/>
       <w:br/>
     </w:r>

--- a/klagomål/A 60833-2025 FSC-klagomål.docx
+++ b/klagomål/A 60833-2025 FSC-klagomål.docx
@@ -1138,7 +1138,7 @@
     <w:r>
       <w:tab/>
       <w:tab/>
-      <w:t>2026-10-26</w:t>
+      <w:t>2026-10-27</w:t>
       <w:br/>
       <w:br/>
     </w:r>

--- a/klagomål/A 60833-2025 FSC-klagomål.docx
+++ b/klagomål/A 60833-2025 FSC-klagomål.docx
@@ -1138,7 +1138,7 @@
     <w:r>
       <w:tab/>
       <w:tab/>
-      <w:t>2026-10-27</w:t>
+      <w:t>2026-10-28</w:t>
       <w:br/>
       <w:br/>
     </w:r>

--- a/klagomål/A 60833-2025 FSC-klagomål.docx
+++ b/klagomål/A 60833-2025 FSC-klagomål.docx
@@ -1138,7 +1138,7 @@
     <w:r>
       <w:tab/>
       <w:tab/>
-      <w:t>2026-10-28</w:t>
+      <w:t>2026-10-29</w:t>
       <w:br/>
       <w:br/>
     </w:r>

--- a/klagomål/A 60833-2025 FSC-klagomål.docx
+++ b/klagomål/A 60833-2025 FSC-klagomål.docx
@@ -1138,7 +1138,7 @@
     <w:r>
       <w:tab/>
       <w:tab/>
-      <w:t>2026-10-29</w:t>
+      <w:t>2026-10-31</w:t>
       <w:br/>
       <w:br/>
     </w:r>
